--- a/Hi.docx
+++ b/Hi.docx
@@ -3,116 +3,22 @@
 <w:document xmlns:wpc="http://schemas.microsoft.com/office/word/2010/wordprocessingCanvas" xmlns:cx="http://schemas.microsoft.com/office/drawing/2014/chartex" xmlns:cx1="http://schemas.microsoft.com/office/drawing/2015/9/8/chartex" xmlns:cx2="http://schemas.microsoft.com/office/drawing/2015/10/21/chartex" xmlns:cx3="http://schemas.microsoft.com/office/drawing/2016/5/9/chartex" xmlns:cx4="http://schemas.microsoft.com/office/drawing/2016/5/10/chartex" xmlns:cx5="http://schemas.microsoft.com/office/drawing/2016/5/11/chartex" xmlns:cx6="http://schemas.microsoft.com/office/drawing/2016/5/12/chartex" xmlns:cx7="http://schemas.microsoft.com/office/drawing/2016/5/13/chartex" xmlns:cx8="http://schemas.microsoft.com/office/drawing/2016/5/14/chartex" xmlns:mc="http://schemas.openxmlformats.org/markup-compatibility/2006" xmlns:aink="http://schemas.microsoft.com/office/drawing/2016/ink" xmlns:am3d="http://schemas.microsoft.com/office/drawing/2017/model3d" xmlns:o="urn:schemas-microsoft-com:office:office" xmlns:oel="http://schemas.microsoft.com/office/2019/extlst" xmlns:r="http://schemas.openxmlformats.org/officeDocument/2006/relationships" xmlns:m="http://schemas.openxmlformats.org/officeDocument/2006/math" xmlns:v="urn:schemas-microsoft-com:vml" xmlns:wp14="http://schemas.microsoft.com/office/word/2010/wordprocessingDrawing" xmlns:wp="http://schemas.openxmlformats.org/drawingml/2006/wordprocessingDrawing" xmlns:w10="urn:schemas-microsoft-com:office:word" xmlns:w="http://schemas.openxmlformats.org/wordprocessingml/2006/main" xmlns:w14="http://schemas.microsoft.com/office/word/2010/wordml" xmlns:w15="http://schemas.microsoft.com/office/word/2012/wordml" xmlns:w16cex="http://schemas.microsoft.com/office/word/2018/wordml/cex" xmlns:w16cid="http://schemas.microsoft.com/office/word/2016/wordml/cid" xmlns:w16="http://schemas.microsoft.com/office/word/2018/wordml" xmlns:w16du="http://schemas.microsoft.com/office/word/2023/wordml/word16du" xmlns:w16sdtdh="http://schemas.microsoft.com/office/word/2020/wordml/sdtdatahash" xmlns:w16sdtfl="http://schemas.microsoft.com/office/word/2024/wordml/sdtformatlock" xmlns:w16se="http://schemas.microsoft.com/office/word/2015/wordml/symex" xmlns:wpg="http://schemas.microsoft.com/office/word/2010/wordprocessingGroup" xmlns:wpi="http://schemas.microsoft.com/office/word/2010/wordprocessingInk" xmlns:wne="http://schemas.microsoft.com/office/word/2006/wordml" xmlns:wps="http://schemas.microsoft.com/office/word/2010/wordprocessingShape" mc:Ignorable="w14 w15 w16se w16cid w16 w16cex w16sdtdh w16sdtfl w16du wp14">
   <w:body>
     <w:p>
-      <w:pPr>
-        <w:rPr>
-          <w:sz w:val="40"/>
-          <w:szCs w:val="40"/>
-        </w:rPr>
-      </w:pPr>
       <w:r>
         <w:rPr>
           <w:noProof/>
           <w:sz w:val="40"/>
           <w:szCs w:val="40"/>
         </w:rPr>
-        <mc:AlternateContent>
-          <mc:Choice Requires="wps">
-            <w:drawing>
-              <wp:anchor distT="0" distB="0" distL="114300" distR="114300" simplePos="0" relativeHeight="251659264" behindDoc="0" locked="0" layoutInCell="1" allowOverlap="1" wp14:anchorId="5EA88830" wp14:editId="12575493">
-                <wp:simplePos x="0" y="0"/>
-                <wp:positionH relativeFrom="column">
-                  <wp:posOffset>2533650</wp:posOffset>
-                </wp:positionH>
-                <wp:positionV relativeFrom="paragraph">
-                  <wp:posOffset>1190625</wp:posOffset>
-                </wp:positionV>
-                <wp:extent cx="409575" cy="590550"/>
-                <wp:effectExtent l="19050" t="0" r="28575" b="38100"/>
-                <wp:wrapNone/>
-                <wp:docPr id="1710328839" name="Arrow: Down 1"/>
-                <wp:cNvGraphicFramePr/>
-                <a:graphic xmlns:a="http://schemas.openxmlformats.org/drawingml/2006/main">
-                  <a:graphicData uri="http://schemas.microsoft.com/office/word/2010/wordprocessingShape">
-                    <wps:wsp>
-                      <wps:cNvSpPr/>
-                      <wps:spPr>
-                        <a:xfrm>
-                          <a:off x="0" y="0"/>
-                          <a:ext cx="409575" cy="590550"/>
-                        </a:xfrm>
-                        <a:prstGeom prst="downArrow">
-                          <a:avLst/>
-                        </a:prstGeom>
-                        <a:solidFill>
-                          <a:schemeClr val="tx1"/>
-                        </a:solidFill>
-                      </wps:spPr>
-                      <wps:style>
-                        <a:lnRef idx="2">
-                          <a:schemeClr val="accent1">
-                            <a:shade val="15000"/>
-                          </a:schemeClr>
-                        </a:lnRef>
-                        <a:fillRef idx="1">
-                          <a:schemeClr val="accent1"/>
-                        </a:fillRef>
-                        <a:effectRef idx="0">
-                          <a:schemeClr val="accent1"/>
-                        </a:effectRef>
-                        <a:fontRef idx="minor">
-                          <a:schemeClr val="lt1"/>
-                        </a:fontRef>
-                      </wps:style>
-                      <wps:bodyPr rot="0" spcFirstLastPara="0" vertOverflow="overflow" horzOverflow="overflow" vert="horz" wrap="square" lIns="91440" tIns="45720" rIns="91440" bIns="45720" numCol="1" spcCol="0" rtlCol="0" fromWordArt="0" anchor="ctr" anchorCtr="0" forceAA="0" compatLnSpc="1">
-                        <a:prstTxWarp prst="textNoShape">
-                          <a:avLst/>
-                        </a:prstTxWarp>
-                        <a:noAutofit/>
-                      </wps:bodyPr>
-                    </wps:wsp>
-                  </a:graphicData>
-                </a:graphic>
-              </wp:anchor>
-            </w:drawing>
-          </mc:Choice>
-          <mc:Fallback>
-            <w:pict>
-              <v:shapetype w14:anchorId="7C4FD8C4" id="_x0000_t67" coordsize="21600,21600" o:spt="67" adj="16200,5400" path="m0@0l@1@0@1,0@2,0@2@0,21600@0,10800,21600xe">
-                <v:stroke joinstyle="miter"/>
-                <v:formulas>
-                  <v:f eqn="val #0"/>
-                  <v:f eqn="val #1"/>
-                  <v:f eqn="sum height 0 #1"/>
-                  <v:f eqn="sum 10800 0 #1"/>
-                  <v:f eqn="sum width 0 #0"/>
-                  <v:f eqn="prod @4 @3 10800"/>
-                  <v:f eqn="sum width 0 @5"/>
-                </v:formulas>
-                <v:path o:connecttype="custom" o:connectlocs="10800,0;0,@0;10800,21600;21600,@0" o:connectangles="270,180,90,0" textboxrect="@1,0,@2,@6"/>
-                <v:handles>
-                  <v:h position="#1,#0" xrange="0,10800" yrange="0,21600"/>
-                </v:handles>
-              </v:shapetype>
-              <v:shape id="Arrow: Down 1" o:spid="_x0000_s1026" type="#_x0000_t67" style="position:absolute;margin-left:199.5pt;margin-top:93.75pt;width:32.25pt;height:46.5pt;z-index:251659264;visibility:visible;mso-wrap-style:square;mso-wrap-distance-left:9pt;mso-wrap-distance-top:0;mso-wrap-distance-right:9pt;mso-wrap-distance-bottom:0;mso-position-horizontal:absolute;mso-position-horizontal-relative:text;mso-position-vertical:absolute;mso-position-vertical-relative:text;v-text-anchor:middle" o:gfxdata="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" adj="14110" fillcolor="black [3213]" strokecolor="#030e13 [484]" strokeweight="1.5pt"/>
-            </w:pict>
-          </mc:Fallback>
-        </mc:AlternateContent>
-      </w:r>
-      <w:r>
-        <w:rPr>
-          <w:sz w:val="40"/>
-          <w:szCs w:val="40"/>
-        </w:rPr>
         <w:drawing>
-          <wp:anchor distT="0" distB="0" distL="114300" distR="114300" simplePos="0" relativeHeight="251658240" behindDoc="0" locked="0" layoutInCell="1" allowOverlap="1" wp14:anchorId="73558BF3" wp14:editId="2460E0E0">
+          <wp:anchor distT="0" distB="0" distL="114300" distR="114300" simplePos="0" relativeHeight="251659264" behindDoc="0" locked="0" layoutInCell="1" allowOverlap="1" wp14:anchorId="6CEBF86E" wp14:editId="3338C202">
             <wp:simplePos x="0" y="0"/>
             <wp:positionH relativeFrom="page">
               <wp:align>right</wp:align>
             </wp:positionH>
             <wp:positionV relativeFrom="paragraph">
-              <wp:posOffset>1847850</wp:posOffset>
+              <wp:posOffset>-904875</wp:posOffset>
             </wp:positionV>
-            <wp:extent cx="7600950" cy="4210050"/>
+            <wp:extent cx="7600950" cy="3619500"/>
             <wp:effectExtent l="0" t="0" r="0" b="0"/>
             <wp:wrapNone/>
             <wp:docPr id="1438556985" name="Picture 1"/>
@@ -141,7 +47,7 @@
                   <pic:spPr>
                     <a:xfrm>
                       <a:off x="0" y="0"/>
-                      <a:ext cx="7600950" cy="4210050"/>
+                      <a:ext cx="7600950" cy="3619500"/>
                     </a:xfrm>
                     <a:prstGeom prst="rect">
                       <a:avLst/>
@@ -159,365 +65,475 @@
           </wp:anchor>
         </w:drawing>
       </w:r>
-      <w:r>
-        <w:rPr>
-          <w:sz w:val="40"/>
-          <w:szCs w:val="40"/>
+    </w:p>
+    <w:p/>
+    <w:p/>
+    <w:p/>
+    <w:p/>
+    <w:p/>
+    <w:p/>
+    <w:p/>
+    <w:p/>
+    <w:p>
+      <w:pPr>
+        <w:rPr>
+          <w:sz w:val="52"/>
+          <w:szCs w:val="52"/>
+        </w:rPr>
+      </w:pPr>
+      <w:r>
+        <w:rPr>
+          <w:sz w:val="52"/>
+          <w:szCs w:val="52"/>
         </w:rPr>
         <w:t xml:space="preserve">Hi, ek dink </w:t>
       </w:r>
       <w:proofErr w:type="spellStart"/>
       <w:r>
         <w:rPr>
-          <w:sz w:val="40"/>
-          <w:szCs w:val="40"/>
+          <w:sz w:val="52"/>
+          <w:szCs w:val="52"/>
         </w:rPr>
         <w:t>jy</w:t>
       </w:r>
       <w:proofErr w:type="spellEnd"/>
       <w:r>
         <w:rPr>
-          <w:sz w:val="40"/>
-          <w:szCs w:val="40"/>
+          <w:sz w:val="52"/>
+          <w:szCs w:val="52"/>
         </w:rPr>
         <w:t xml:space="preserve"> is </w:t>
       </w:r>
       <w:proofErr w:type="spellStart"/>
       <w:r>
         <w:rPr>
-          <w:sz w:val="40"/>
-          <w:szCs w:val="40"/>
+          <w:sz w:val="52"/>
+          <w:szCs w:val="52"/>
         </w:rPr>
         <w:t>ongelooflik</w:t>
       </w:r>
       <w:proofErr w:type="spellEnd"/>
       <w:r>
         <w:rPr>
-          <w:sz w:val="40"/>
-          <w:szCs w:val="40"/>
+          <w:sz w:val="52"/>
+          <w:szCs w:val="52"/>
         </w:rPr>
         <w:t xml:space="preserve"> </w:t>
       </w:r>
       <w:proofErr w:type="spellStart"/>
       <w:r>
         <w:rPr>
-          <w:sz w:val="40"/>
-          <w:szCs w:val="40"/>
+          <w:sz w:val="52"/>
+          <w:szCs w:val="52"/>
         </w:rPr>
         <w:t>mooi</w:t>
       </w:r>
       <w:proofErr w:type="spellEnd"/>
       <w:r>
         <w:rPr>
-          <w:sz w:val="40"/>
-          <w:szCs w:val="40"/>
+          <w:sz w:val="52"/>
+          <w:szCs w:val="52"/>
         </w:rPr>
         <w:t xml:space="preserve"> </w:t>
       </w:r>
       <w:proofErr w:type="spellStart"/>
       <w:r>
         <w:rPr>
-          <w:sz w:val="40"/>
-          <w:szCs w:val="40"/>
+          <w:sz w:val="52"/>
+          <w:szCs w:val="52"/>
         </w:rPr>
         <w:t>en</w:t>
       </w:r>
       <w:proofErr w:type="spellEnd"/>
       <w:r>
         <w:rPr>
-          <w:sz w:val="40"/>
-          <w:szCs w:val="40"/>
+          <w:sz w:val="52"/>
+          <w:szCs w:val="52"/>
         </w:rPr>
         <w:t xml:space="preserve"> </w:t>
       </w:r>
       <w:proofErr w:type="spellStart"/>
       <w:r>
         <w:rPr>
-          <w:sz w:val="40"/>
-          <w:szCs w:val="40"/>
+          <w:sz w:val="52"/>
+          <w:szCs w:val="52"/>
         </w:rPr>
         <w:t>antreklik</w:t>
       </w:r>
       <w:proofErr w:type="spellEnd"/>
       <w:r>
         <w:rPr>
-          <w:sz w:val="40"/>
-          <w:szCs w:val="40"/>
+          <w:sz w:val="52"/>
+          <w:szCs w:val="52"/>
         </w:rPr>
         <w:t xml:space="preserve">. Jou </w:t>
       </w:r>
       <w:proofErr w:type="spellStart"/>
       <w:r>
         <w:rPr>
-          <w:sz w:val="40"/>
-          <w:szCs w:val="40"/>
+          <w:sz w:val="52"/>
+          <w:szCs w:val="52"/>
         </w:rPr>
         <w:t>skoonheid</w:t>
       </w:r>
       <w:proofErr w:type="spellEnd"/>
       <w:r>
         <w:rPr>
-          <w:sz w:val="40"/>
-          <w:szCs w:val="40"/>
+          <w:sz w:val="52"/>
+          <w:szCs w:val="52"/>
         </w:rPr>
         <w:t xml:space="preserve"> </w:t>
       </w:r>
       <w:proofErr w:type="spellStart"/>
       <w:r>
         <w:rPr>
-          <w:sz w:val="40"/>
-          <w:szCs w:val="40"/>
+          <w:sz w:val="52"/>
+          <w:szCs w:val="52"/>
         </w:rPr>
         <w:t>maak</w:t>
       </w:r>
       <w:proofErr w:type="spellEnd"/>
       <w:r>
         <w:rPr>
-          <w:sz w:val="40"/>
-          <w:szCs w:val="40"/>
+          <w:sz w:val="52"/>
+          <w:szCs w:val="52"/>
         </w:rPr>
         <w:t xml:space="preserve"> my </w:t>
       </w:r>
       <w:proofErr w:type="spellStart"/>
       <w:r>
         <w:rPr>
-          <w:sz w:val="40"/>
-          <w:szCs w:val="40"/>
+          <w:sz w:val="52"/>
+          <w:szCs w:val="52"/>
         </w:rPr>
         <w:t>eintelik</w:t>
       </w:r>
       <w:proofErr w:type="spellEnd"/>
       <w:r>
         <w:rPr>
-          <w:sz w:val="40"/>
-          <w:szCs w:val="40"/>
+          <w:sz w:val="52"/>
+          <w:szCs w:val="52"/>
         </w:rPr>
         <w:t xml:space="preserve"> </w:t>
       </w:r>
       <w:proofErr w:type="spellStart"/>
       <w:r>
         <w:rPr>
-          <w:sz w:val="40"/>
-          <w:szCs w:val="40"/>
+          <w:sz w:val="52"/>
+          <w:szCs w:val="52"/>
         </w:rPr>
         <w:t>te</w:t>
       </w:r>
       <w:proofErr w:type="spellEnd"/>
       <w:r>
         <w:rPr>
-          <w:sz w:val="40"/>
-          <w:szCs w:val="40"/>
+          <w:sz w:val="52"/>
+          <w:szCs w:val="52"/>
         </w:rPr>
         <w:t xml:space="preserve"> </w:t>
       </w:r>
       <w:proofErr w:type="spellStart"/>
       <w:r>
         <w:rPr>
-          <w:sz w:val="40"/>
-          <w:szCs w:val="40"/>
+          <w:sz w:val="52"/>
+          <w:szCs w:val="52"/>
         </w:rPr>
         <w:t>skaam</w:t>
       </w:r>
       <w:proofErr w:type="spellEnd"/>
       <w:r>
         <w:rPr>
-          <w:sz w:val="40"/>
-          <w:szCs w:val="40"/>
+          <w:sz w:val="52"/>
+          <w:szCs w:val="52"/>
         </w:rPr>
         <w:t xml:space="preserve"> om </w:t>
       </w:r>
       <w:proofErr w:type="spellStart"/>
       <w:r>
         <w:rPr>
-          <w:sz w:val="40"/>
-          <w:szCs w:val="40"/>
+          <w:sz w:val="52"/>
+          <w:szCs w:val="52"/>
         </w:rPr>
         <w:t>persoonlik</w:t>
       </w:r>
       <w:proofErr w:type="spellEnd"/>
       <w:r>
         <w:rPr>
-          <w:sz w:val="40"/>
-          <w:szCs w:val="40"/>
+          <w:sz w:val="52"/>
+          <w:szCs w:val="52"/>
         </w:rPr>
         <w:t xml:space="preserve"> met </w:t>
       </w:r>
       <w:proofErr w:type="spellStart"/>
       <w:r>
         <w:rPr>
-          <w:sz w:val="40"/>
-          <w:szCs w:val="40"/>
+          <w:sz w:val="52"/>
+          <w:szCs w:val="52"/>
         </w:rPr>
         <w:t>jou</w:t>
       </w:r>
       <w:proofErr w:type="spellEnd"/>
       <w:r>
         <w:rPr>
-          <w:sz w:val="40"/>
-          <w:szCs w:val="40"/>
+          <w:sz w:val="52"/>
+          <w:szCs w:val="52"/>
         </w:rPr>
         <w:t xml:space="preserve"> </w:t>
       </w:r>
       <w:proofErr w:type="spellStart"/>
       <w:r>
         <w:rPr>
-          <w:sz w:val="40"/>
-          <w:szCs w:val="40"/>
+          <w:sz w:val="52"/>
+          <w:szCs w:val="52"/>
         </w:rPr>
         <w:t>te</w:t>
       </w:r>
       <w:proofErr w:type="spellEnd"/>
       <w:r>
         <w:rPr>
-          <w:sz w:val="40"/>
-          <w:szCs w:val="40"/>
+          <w:sz w:val="52"/>
+          <w:szCs w:val="52"/>
         </w:rPr>
         <w:t xml:space="preserve"> </w:t>
       </w:r>
       <w:proofErr w:type="spellStart"/>
       <w:r>
         <w:rPr>
-          <w:sz w:val="40"/>
-          <w:szCs w:val="40"/>
+          <w:sz w:val="52"/>
+          <w:szCs w:val="52"/>
         </w:rPr>
         <w:t>praat</w:t>
       </w:r>
       <w:proofErr w:type="spellEnd"/>
       <w:r>
         <w:rPr>
-          <w:sz w:val="40"/>
-          <w:szCs w:val="40"/>
+          <w:sz w:val="52"/>
+          <w:szCs w:val="52"/>
         </w:rPr>
         <w:t xml:space="preserve">, maar ek </w:t>
       </w:r>
       <w:proofErr w:type="spellStart"/>
       <w:r>
         <w:rPr>
-          <w:sz w:val="40"/>
-          <w:szCs w:val="40"/>
+          <w:sz w:val="52"/>
+          <w:szCs w:val="52"/>
         </w:rPr>
         <w:t>sal</w:t>
       </w:r>
       <w:proofErr w:type="spellEnd"/>
       <w:r>
         <w:rPr>
-          <w:sz w:val="40"/>
-          <w:szCs w:val="40"/>
+          <w:sz w:val="52"/>
+          <w:szCs w:val="52"/>
         </w:rPr>
         <w:t xml:space="preserve"> </w:t>
       </w:r>
       <w:proofErr w:type="spellStart"/>
       <w:r>
         <w:rPr>
-          <w:sz w:val="40"/>
-          <w:szCs w:val="40"/>
+          <w:sz w:val="52"/>
+          <w:szCs w:val="52"/>
         </w:rPr>
         <w:t>graag</w:t>
       </w:r>
       <w:proofErr w:type="spellEnd"/>
       <w:r>
         <w:rPr>
-          <w:sz w:val="40"/>
-          <w:szCs w:val="40"/>
+          <w:sz w:val="52"/>
+          <w:szCs w:val="52"/>
         </w:rPr>
         <w:t xml:space="preserve"> </w:t>
       </w:r>
       <w:proofErr w:type="spellStart"/>
       <w:r>
         <w:rPr>
-          <w:sz w:val="40"/>
-          <w:szCs w:val="40"/>
+          <w:sz w:val="52"/>
+          <w:szCs w:val="52"/>
         </w:rPr>
         <w:t>wil</w:t>
       </w:r>
       <w:proofErr w:type="spellEnd"/>
       <w:r>
         <w:rPr>
-          <w:sz w:val="40"/>
-          <w:szCs w:val="40"/>
+          <w:sz w:val="52"/>
+          <w:szCs w:val="52"/>
         </w:rPr>
         <w:t xml:space="preserve"> </w:t>
       </w:r>
       <w:proofErr w:type="spellStart"/>
       <w:r>
         <w:rPr>
-          <w:sz w:val="40"/>
-          <w:szCs w:val="40"/>
+          <w:sz w:val="52"/>
+          <w:szCs w:val="52"/>
         </w:rPr>
         <w:t>weet</w:t>
       </w:r>
       <w:proofErr w:type="spellEnd"/>
       <w:r>
         <w:rPr>
-          <w:sz w:val="40"/>
-          <w:szCs w:val="40"/>
+          <w:sz w:val="52"/>
+          <w:szCs w:val="52"/>
         </w:rPr>
         <w:t xml:space="preserve"> of </w:t>
       </w:r>
       <w:proofErr w:type="spellStart"/>
       <w:r>
         <w:rPr>
-          <w:sz w:val="40"/>
-          <w:szCs w:val="40"/>
+          <w:sz w:val="52"/>
+          <w:szCs w:val="52"/>
         </w:rPr>
         <w:t>jy</w:t>
       </w:r>
       <w:proofErr w:type="spellEnd"/>
       <w:r>
         <w:rPr>
-          <w:sz w:val="40"/>
-          <w:szCs w:val="40"/>
+          <w:sz w:val="52"/>
+          <w:szCs w:val="52"/>
         </w:rPr>
         <w:t xml:space="preserve"> </w:t>
       </w:r>
       <w:proofErr w:type="spellStart"/>
       <w:r>
         <w:rPr>
-          <w:sz w:val="40"/>
-          <w:szCs w:val="40"/>
+          <w:sz w:val="52"/>
+          <w:szCs w:val="52"/>
         </w:rPr>
         <w:t>dalk</w:t>
       </w:r>
       <w:proofErr w:type="spellEnd"/>
       <w:r>
         <w:rPr>
-          <w:sz w:val="40"/>
-          <w:szCs w:val="40"/>
+          <w:sz w:val="52"/>
+          <w:szCs w:val="52"/>
         </w:rPr>
         <w:t xml:space="preserve"> </w:t>
       </w:r>
       <w:proofErr w:type="spellStart"/>
       <w:r>
         <w:rPr>
-          <w:sz w:val="40"/>
-          <w:szCs w:val="40"/>
+          <w:sz w:val="52"/>
+          <w:szCs w:val="52"/>
         </w:rPr>
         <w:t>saam</w:t>
       </w:r>
       <w:proofErr w:type="spellEnd"/>
       <w:r>
         <w:rPr>
-          <w:sz w:val="40"/>
-          <w:szCs w:val="40"/>
-        </w:rPr>
-        <w:t xml:space="preserve"> met my op n </w:t>
+          <w:sz w:val="52"/>
+          <w:szCs w:val="52"/>
+        </w:rPr>
+        <w:t xml:space="preserve"> met my op n coffee date </w:t>
+      </w:r>
+      <w:proofErr w:type="spellStart"/>
+      <w:r>
+        <w:rPr>
+          <w:sz w:val="52"/>
+          <w:szCs w:val="52"/>
+        </w:rPr>
+        <w:t>sal</w:t>
+      </w:r>
+      <w:proofErr w:type="spellEnd"/>
+      <w:r>
+        <w:rPr>
+          <w:sz w:val="52"/>
+          <w:szCs w:val="52"/>
+        </w:rPr>
+        <w:t xml:space="preserve"> </w:t>
+      </w:r>
+      <w:proofErr w:type="spellStart"/>
+      <w:r>
+        <w:rPr>
+          <w:sz w:val="52"/>
+          <w:szCs w:val="52"/>
+        </w:rPr>
+        <w:t>wil</w:t>
+      </w:r>
+      <w:proofErr w:type="spellEnd"/>
+      <w:r>
+        <w:rPr>
+          <w:sz w:val="52"/>
+          <w:szCs w:val="52"/>
+        </w:rPr>
+        <w:t xml:space="preserve"> </w:t>
+      </w:r>
+      <w:proofErr w:type="spellStart"/>
+      <w:r>
+        <w:rPr>
+          <w:sz w:val="52"/>
+          <w:szCs w:val="52"/>
+        </w:rPr>
+        <w:t>gaan</w:t>
+      </w:r>
+      <w:proofErr w:type="spellEnd"/>
+      <w:r>
+        <w:rPr>
+          <w:sz w:val="52"/>
+          <w:szCs w:val="52"/>
+        </w:rPr>
+        <w:t xml:space="preserve"> as </w:t>
+      </w:r>
+      <w:proofErr w:type="spellStart"/>
+      <w:r>
+        <w:rPr>
+          <w:sz w:val="52"/>
+          <w:szCs w:val="52"/>
+        </w:rPr>
+        <w:t>jy</w:t>
+      </w:r>
+      <w:proofErr w:type="spellEnd"/>
+      <w:r>
+        <w:rPr>
+          <w:sz w:val="52"/>
+          <w:szCs w:val="52"/>
+        </w:rPr>
+        <w:t xml:space="preserve"> </w:t>
+      </w:r>
+      <w:proofErr w:type="spellStart"/>
+      <w:r>
+        <w:rPr>
+          <w:sz w:val="52"/>
+          <w:szCs w:val="52"/>
+        </w:rPr>
+        <w:t>belangstel</w:t>
+      </w:r>
+      <w:proofErr w:type="spellEnd"/>
+      <w:r>
+        <w:rPr>
+          <w:sz w:val="52"/>
+          <w:szCs w:val="52"/>
+        </w:rPr>
+        <w:t xml:space="preserve">. </w:t>
       </w:r>
     </w:p>
     <w:p>
       <w:pPr>
         <w:rPr>
-          <w:sz w:val="40"/>
-          <w:szCs w:val="40"/>
+          <w:sz w:val="52"/>
+          <w:szCs w:val="52"/>
         </w:rPr>
       </w:pPr>
+      <w:r>
+        <w:rPr>
+          <w:sz w:val="52"/>
+          <w:szCs w:val="52"/>
+        </w:rPr>
+        <w:t>Dieter</w:t>
+      </w:r>
     </w:p>
     <w:p>
       <w:pPr>
         <w:rPr>
-          <w:sz w:val="40"/>
-          <w:szCs w:val="40"/>
+          <w:sz w:val="52"/>
+          <w:szCs w:val="52"/>
         </w:rPr>
       </w:pPr>
+      <w:r>
+        <w:rPr>
+          <w:sz w:val="52"/>
+          <w:szCs w:val="52"/>
+        </w:rPr>
+        <w:t>+2783 751 4119</w:t>
+      </w:r>
     </w:p>
     <w:p>
       <w:pPr>
@@ -526,187 +542,6 @@
           <w:szCs w:val="40"/>
         </w:rPr>
       </w:pPr>
-    </w:p>
-    <w:p>
-      <w:pPr>
-        <w:rPr>
-          <w:sz w:val="40"/>
-          <w:szCs w:val="40"/>
-        </w:rPr>
-      </w:pPr>
-    </w:p>
-    <w:p>
-      <w:pPr>
-        <w:rPr>
-          <w:sz w:val="40"/>
-          <w:szCs w:val="40"/>
-        </w:rPr>
-      </w:pPr>
-    </w:p>
-    <w:p>
-      <w:pPr>
-        <w:rPr>
-          <w:sz w:val="40"/>
-          <w:szCs w:val="40"/>
-        </w:rPr>
-      </w:pPr>
-    </w:p>
-    <w:p>
-      <w:pPr>
-        <w:rPr>
-          <w:sz w:val="40"/>
-          <w:szCs w:val="40"/>
-        </w:rPr>
-      </w:pPr>
-    </w:p>
-    <w:p>
-      <w:pPr>
-        <w:rPr>
-          <w:sz w:val="40"/>
-          <w:szCs w:val="40"/>
-        </w:rPr>
-      </w:pPr>
-    </w:p>
-    <w:p>
-      <w:pPr>
-        <w:rPr>
-          <w:sz w:val="40"/>
-          <w:szCs w:val="40"/>
-        </w:rPr>
-      </w:pPr>
-    </w:p>
-    <w:p>
-      <w:pPr>
-        <w:rPr>
-          <w:sz w:val="40"/>
-          <w:szCs w:val="40"/>
-        </w:rPr>
-      </w:pPr>
-    </w:p>
-    <w:p>
-      <w:pPr>
-        <w:rPr>
-          <w:sz w:val="40"/>
-          <w:szCs w:val="40"/>
-        </w:rPr>
-      </w:pPr>
-      <w:r>
-        <w:rPr>
-          <w:sz w:val="40"/>
-          <w:szCs w:val="40"/>
-        </w:rPr>
-        <w:t xml:space="preserve">Date </w:t>
-      </w:r>
-      <w:proofErr w:type="spellStart"/>
-      <w:r>
-        <w:rPr>
-          <w:sz w:val="40"/>
-          <w:szCs w:val="40"/>
-        </w:rPr>
-        <w:t>sal</w:t>
-      </w:r>
-      <w:proofErr w:type="spellEnd"/>
-      <w:r>
-        <w:rPr>
-          <w:sz w:val="40"/>
-          <w:szCs w:val="40"/>
-        </w:rPr>
-        <w:t xml:space="preserve"> </w:t>
-      </w:r>
-      <w:proofErr w:type="spellStart"/>
-      <w:r>
-        <w:rPr>
-          <w:sz w:val="40"/>
-          <w:szCs w:val="40"/>
-        </w:rPr>
-        <w:t>wil</w:t>
-      </w:r>
-      <w:proofErr w:type="spellEnd"/>
-      <w:r>
-        <w:rPr>
-          <w:sz w:val="40"/>
-          <w:szCs w:val="40"/>
-        </w:rPr>
-        <w:t xml:space="preserve"> </w:t>
-      </w:r>
-      <w:proofErr w:type="spellStart"/>
-      <w:r>
-        <w:rPr>
-          <w:sz w:val="40"/>
-          <w:szCs w:val="40"/>
-        </w:rPr>
-        <w:t>gaan</w:t>
-      </w:r>
-      <w:proofErr w:type="spellEnd"/>
-      <w:r>
-        <w:rPr>
-          <w:sz w:val="40"/>
-          <w:szCs w:val="40"/>
-        </w:rPr>
-        <w:t xml:space="preserve"> as </w:t>
-      </w:r>
-      <w:proofErr w:type="spellStart"/>
-      <w:r>
-        <w:rPr>
-          <w:sz w:val="40"/>
-          <w:szCs w:val="40"/>
-        </w:rPr>
-        <w:t>jy</w:t>
-      </w:r>
-      <w:proofErr w:type="spellEnd"/>
-      <w:r>
-        <w:rPr>
-          <w:sz w:val="40"/>
-          <w:szCs w:val="40"/>
-        </w:rPr>
-        <w:t xml:space="preserve"> </w:t>
-      </w:r>
-      <w:proofErr w:type="spellStart"/>
-      <w:r>
-        <w:rPr>
-          <w:sz w:val="40"/>
-          <w:szCs w:val="40"/>
-        </w:rPr>
-        <w:t>belangstel</w:t>
-      </w:r>
-      <w:proofErr w:type="spellEnd"/>
-      <w:r>
-        <w:rPr>
-          <w:sz w:val="40"/>
-          <w:szCs w:val="40"/>
-        </w:rPr>
-        <w:t xml:space="preserve">. </w:t>
-      </w:r>
-    </w:p>
-    <w:p>
-      <w:pPr>
-        <w:rPr>
-          <w:sz w:val="40"/>
-          <w:szCs w:val="40"/>
-        </w:rPr>
-      </w:pPr>
-      <w:r>
-        <w:rPr>
-          <w:sz w:val="40"/>
-          <w:szCs w:val="40"/>
-        </w:rPr>
-        <w:t>Dieter</w:t>
-      </w:r>
-    </w:p>
-    <w:p>
-      <w:pPr>
-        <w:rPr>
-          <w:sz w:val="40"/>
-          <w:szCs w:val="40"/>
-        </w:rPr>
-      </w:pPr>
-      <w:r>
-        <w:rPr>
-          <w:sz w:val="40"/>
-          <w:szCs w:val="40"/>
-        </w:rPr>
-        <w:t>+2783 751 4119</w:t>
-      </w:r>
     </w:p>
     <w:sectPr>
       <w:pgSz w:w="11906" w:h="16838"/>
@@ -1126,7 +961,7 @@
     <w:link w:val="Heading1Char"/>
     <w:uiPriority w:val="9"/>
     <w:qFormat/>
-    <w:rsid w:val="005804B2"/>
+    <w:rsid w:val="007B0C2D"/>
     <w:pPr>
       <w:keepNext/>
       <w:keepLines/>
@@ -1149,7 +984,7 @@
     <w:semiHidden/>
     <w:unhideWhenUsed/>
     <w:qFormat/>
-    <w:rsid w:val="005804B2"/>
+    <w:rsid w:val="007B0C2D"/>
     <w:pPr>
       <w:keepNext/>
       <w:keepLines/>
@@ -1172,7 +1007,7 @@
     <w:semiHidden/>
     <w:unhideWhenUsed/>
     <w:qFormat/>
-    <w:rsid w:val="005804B2"/>
+    <w:rsid w:val="007B0C2D"/>
     <w:pPr>
       <w:keepNext/>
       <w:keepLines/>
@@ -1195,7 +1030,7 @@
     <w:semiHidden/>
     <w:unhideWhenUsed/>
     <w:qFormat/>
-    <w:rsid w:val="005804B2"/>
+    <w:rsid w:val="007B0C2D"/>
     <w:pPr>
       <w:keepNext/>
       <w:keepLines/>
@@ -1218,7 +1053,7 @@
     <w:semiHidden/>
     <w:unhideWhenUsed/>
     <w:qFormat/>
-    <w:rsid w:val="005804B2"/>
+    <w:rsid w:val="007B0C2D"/>
     <w:pPr>
       <w:keepNext/>
       <w:keepLines/>
@@ -1239,7 +1074,7 @@
     <w:semiHidden/>
     <w:unhideWhenUsed/>
     <w:qFormat/>
-    <w:rsid w:val="005804B2"/>
+    <w:rsid w:val="007B0C2D"/>
     <w:pPr>
       <w:keepNext/>
       <w:keepLines/>
@@ -1262,7 +1097,7 @@
     <w:semiHidden/>
     <w:unhideWhenUsed/>
     <w:qFormat/>
-    <w:rsid w:val="005804B2"/>
+    <w:rsid w:val="007B0C2D"/>
     <w:pPr>
       <w:keepNext/>
       <w:keepLines/>
@@ -1283,7 +1118,7 @@
     <w:semiHidden/>
     <w:unhideWhenUsed/>
     <w:qFormat/>
-    <w:rsid w:val="005804B2"/>
+    <w:rsid w:val="007B0C2D"/>
     <w:pPr>
       <w:keepNext/>
       <w:keepLines/>
@@ -1306,7 +1141,7 @@
     <w:semiHidden/>
     <w:unhideWhenUsed/>
     <w:qFormat/>
-    <w:rsid w:val="005804B2"/>
+    <w:rsid w:val="007B0C2D"/>
     <w:pPr>
       <w:keepNext/>
       <w:keepLines/>
@@ -1350,7 +1185,7 @@
     <w:basedOn w:val="DefaultParagraphFont"/>
     <w:link w:val="Heading1"/>
     <w:uiPriority w:val="9"/>
-    <w:rsid w:val="005804B2"/>
+    <w:rsid w:val="007B0C2D"/>
     <w:rPr>
       <w:rFonts w:asciiTheme="majorHAnsi" w:eastAsiaTheme="majorEastAsia" w:hAnsiTheme="majorHAnsi" w:cstheme="majorBidi"/>
       <w:color w:val="0F4761" w:themeColor="accent1" w:themeShade="BF"/>
@@ -1364,7 +1199,7 @@
     <w:link w:val="Heading2"/>
     <w:uiPriority w:val="9"/>
     <w:semiHidden/>
-    <w:rsid w:val="005804B2"/>
+    <w:rsid w:val="007B0C2D"/>
     <w:rPr>
       <w:rFonts w:asciiTheme="majorHAnsi" w:eastAsiaTheme="majorEastAsia" w:hAnsiTheme="majorHAnsi" w:cstheme="majorBidi"/>
       <w:color w:val="0F4761" w:themeColor="accent1" w:themeShade="BF"/>
@@ -1378,7 +1213,7 @@
     <w:link w:val="Heading3"/>
     <w:uiPriority w:val="9"/>
     <w:semiHidden/>
-    <w:rsid w:val="005804B2"/>
+    <w:rsid w:val="007B0C2D"/>
     <w:rPr>
       <w:rFonts w:eastAsiaTheme="majorEastAsia" w:cstheme="majorBidi"/>
       <w:color w:val="0F4761" w:themeColor="accent1" w:themeShade="BF"/>
@@ -1392,7 +1227,7 @@
     <w:link w:val="Heading4"/>
     <w:uiPriority w:val="9"/>
     <w:semiHidden/>
-    <w:rsid w:val="005804B2"/>
+    <w:rsid w:val="007B0C2D"/>
     <w:rPr>
       <w:rFonts w:eastAsiaTheme="majorEastAsia" w:cstheme="majorBidi"/>
       <w:i/>
@@ -1406,7 +1241,7 @@
     <w:link w:val="Heading5"/>
     <w:uiPriority w:val="9"/>
     <w:semiHidden/>
-    <w:rsid w:val="005804B2"/>
+    <w:rsid w:val="007B0C2D"/>
     <w:rPr>
       <w:rFonts w:eastAsiaTheme="majorEastAsia" w:cstheme="majorBidi"/>
       <w:color w:val="0F4761" w:themeColor="accent1" w:themeShade="BF"/>
@@ -1418,7 +1253,7 @@
     <w:link w:val="Heading6"/>
     <w:uiPriority w:val="9"/>
     <w:semiHidden/>
-    <w:rsid w:val="005804B2"/>
+    <w:rsid w:val="007B0C2D"/>
     <w:rPr>
       <w:rFonts w:eastAsiaTheme="majorEastAsia" w:cstheme="majorBidi"/>
       <w:i/>
@@ -1432,7 +1267,7 @@
     <w:link w:val="Heading7"/>
     <w:uiPriority w:val="9"/>
     <w:semiHidden/>
-    <w:rsid w:val="005804B2"/>
+    <w:rsid w:val="007B0C2D"/>
     <w:rPr>
       <w:rFonts w:eastAsiaTheme="majorEastAsia" w:cstheme="majorBidi"/>
       <w:color w:val="595959" w:themeColor="text1" w:themeTint="A6"/>
@@ -1444,7 +1279,7 @@
     <w:link w:val="Heading8"/>
     <w:uiPriority w:val="9"/>
     <w:semiHidden/>
-    <w:rsid w:val="005804B2"/>
+    <w:rsid w:val="007B0C2D"/>
     <w:rPr>
       <w:rFonts w:eastAsiaTheme="majorEastAsia" w:cstheme="majorBidi"/>
       <w:i/>
@@ -1458,7 +1293,7 @@
     <w:link w:val="Heading9"/>
     <w:uiPriority w:val="9"/>
     <w:semiHidden/>
-    <w:rsid w:val="005804B2"/>
+    <w:rsid w:val="007B0C2D"/>
     <w:rPr>
       <w:rFonts w:eastAsiaTheme="majorEastAsia" w:cstheme="majorBidi"/>
       <w:color w:val="272727" w:themeColor="text1" w:themeTint="D8"/>
@@ -1471,7 +1306,7 @@
     <w:link w:val="TitleChar"/>
     <w:uiPriority w:val="10"/>
     <w:qFormat/>
-    <w:rsid w:val="005804B2"/>
+    <w:rsid w:val="007B0C2D"/>
     <w:pPr>
       <w:spacing w:after="80" w:line="240" w:lineRule="auto"/>
       <w:contextualSpacing/>
@@ -1489,7 +1324,7 @@
     <w:basedOn w:val="DefaultParagraphFont"/>
     <w:link w:val="Title"/>
     <w:uiPriority w:val="10"/>
-    <w:rsid w:val="005804B2"/>
+    <w:rsid w:val="007B0C2D"/>
     <w:rPr>
       <w:rFonts w:asciiTheme="majorHAnsi" w:eastAsiaTheme="majorEastAsia" w:hAnsiTheme="majorHAnsi" w:cstheme="majorBidi"/>
       <w:spacing w:val="-10"/>
@@ -1505,7 +1340,7 @@
     <w:link w:val="SubtitleChar"/>
     <w:uiPriority w:val="11"/>
     <w:qFormat/>
-    <w:rsid w:val="005804B2"/>
+    <w:rsid w:val="007B0C2D"/>
     <w:pPr>
       <w:numPr>
         <w:ilvl w:val="1"/>
@@ -1524,7 +1359,7 @@
     <w:basedOn w:val="DefaultParagraphFont"/>
     <w:link w:val="Subtitle"/>
     <w:uiPriority w:val="11"/>
-    <w:rsid w:val="005804B2"/>
+    <w:rsid w:val="007B0C2D"/>
     <w:rPr>
       <w:rFonts w:eastAsiaTheme="majorEastAsia" w:cstheme="majorBidi"/>
       <w:color w:val="595959" w:themeColor="text1" w:themeTint="A6"/>
@@ -1540,7 +1375,7 @@
     <w:link w:val="QuoteChar"/>
     <w:uiPriority w:val="29"/>
     <w:qFormat/>
-    <w:rsid w:val="005804B2"/>
+    <w:rsid w:val="007B0C2D"/>
     <w:pPr>
       <w:spacing w:before="160"/>
       <w:jc w:val="center"/>
@@ -1556,7 +1391,7 @@
     <w:basedOn w:val="DefaultParagraphFont"/>
     <w:link w:val="Quote"/>
     <w:uiPriority w:val="29"/>
-    <w:rsid w:val="005804B2"/>
+    <w:rsid w:val="007B0C2D"/>
     <w:rPr>
       <w:i/>
       <w:iCs/>
@@ -1568,7 +1403,7 @@
     <w:basedOn w:val="Normal"/>
     <w:uiPriority w:val="34"/>
     <w:qFormat/>
-    <w:rsid w:val="005804B2"/>
+    <w:rsid w:val="007B0C2D"/>
     <w:pPr>
       <w:ind w:left="720"/>
       <w:contextualSpacing/>
@@ -1579,7 +1414,7 @@
     <w:basedOn w:val="DefaultParagraphFont"/>
     <w:uiPriority w:val="21"/>
     <w:qFormat/>
-    <w:rsid w:val="005804B2"/>
+    <w:rsid w:val="007B0C2D"/>
     <w:rPr>
       <w:i/>
       <w:iCs/>
@@ -1593,7 +1428,7 @@
     <w:link w:val="IntenseQuoteChar"/>
     <w:uiPriority w:val="30"/>
     <w:qFormat/>
-    <w:rsid w:val="005804B2"/>
+    <w:rsid w:val="007B0C2D"/>
     <w:pPr>
       <w:pBdr>
         <w:top w:val="single" w:sz="4" w:space="10" w:color="0F4761" w:themeColor="accent1" w:themeShade="BF"/>
@@ -1614,7 +1449,7 @@
     <w:basedOn w:val="DefaultParagraphFont"/>
     <w:link w:val="IntenseQuote"/>
     <w:uiPriority w:val="30"/>
-    <w:rsid w:val="005804B2"/>
+    <w:rsid w:val="007B0C2D"/>
     <w:rPr>
       <w:i/>
       <w:iCs/>
@@ -1626,7 +1461,7 @@
     <w:basedOn w:val="DefaultParagraphFont"/>
     <w:uiPriority w:val="32"/>
     <w:qFormat/>
-    <w:rsid w:val="005804B2"/>
+    <w:rsid w:val="007B0C2D"/>
     <w:rPr>
       <w:b/>
       <w:bCs/>
